--- a/templates/reference.docx
+++ b/templates/reference.docx
@@ -559,6 +559,9 @@
   <w:style w:type="paragraph" w:default="1" w:styleId="Normal">
     <w:name w:val="Normal"/>
     <w:qFormat/>
+    <w:rPr>
+      <w:sz w:val="18"/>
+    </w:rPr>
   </w:style>
   <w:style w:type="paragraph" w:styleId="BodyText">
     <w:name w:val="Body Text"/>
@@ -599,7 +602,7 @@
       <w:b/>
       <w:bCs/>
       <w:color w:val="1F4E79" w:themeColor="accent1" w:themeShade="B5"/>
-      <w:sz w:val="56"/>
+      <w:sz w:val="36"/>
       <w:szCs w:val="36"/>
     </w:rPr>
   </w:style>
@@ -701,7 +704,7 @@
       <w:bCs/>
       <w:caps/>
       <w:color w:val="808080" w:themeColor="accent1"/>
-      <w:sz w:val="32"/>
+      <w:sz w:val="30"/>
       <w:szCs w:val="32"/>
     </w:rPr>
   </w:style>
@@ -1045,30 +1048,18 @@
     <w:rPr>
       <w:b/>
       <w:color w:val="1F4E79"/>
-      <w:sz w:val="56"/>
-    </w:rPr>
-  </w:style>
-  <w:style w:type="paragraph" w:styleId="ContactBlock">
-    <w:name w:val="Contact Block"/>
-    <w:basedOn w:val="Normal"/>
-    <w:pPr>
-      <w:jc w:val="right"/>
-    </w:pPr>
-    <w:rPr>
-      <w:b/>
-      <w:color w:val="1F4E79"/>
+      <w:sz w:val="36"/>
     </w:rPr>
   </w:style>
   <w:style w:type="paragraph" w:styleId="EntryHeader">
     <w:name w:val="Entry Header"/>
     <w:basedOn w:val="Normal"/>
     <w:pPr>
-      <w:tabs>
-        <w:tab w:val="right" w:pos="9600"/>
-      </w:tabs>
+      <w:spacing w:before="120"/>
     </w:pPr>
     <w:rPr>
       <w:b/>
+      <w:sz w:val="24"/>
     </w:rPr>
   </w:style>
 </w:styles>

--- a/templates/reference.docx
+++ b/templates/reference.docx
@@ -1,6 +1,6 @@
 
 <file path=word/document.xml><?xml version="1.0" encoding="utf-8"?>
-<w:document xmlns:w="http://schemas.openxmlformats.org/wordprocessingml/2006/main" xmlns:m="http://schemas.openxmlformats.org/officeDocument/2006/math" xmlns:r="http://schemas.openxmlformats.org/officeDocument/2006/relationships" xmlns:o="urn:schemas-microsoft-com:office:office" xmlns:v="urn:schemas-microsoft-com:vml" xmlns:w10="urn:schemas-microsoft-com:office:word" xmlns:a="http://schemas.openxmlformats.org/drawingml/2006/main" xmlns:pic="http://schemas.openxmlformats.org/drawingml/2006/picture" xmlns:wp="http://schemas.openxmlformats.org/drawingml/2006/wordprocessingDrawing">
+<w:document xmlns:ns1="http://schemas.openxmlformats.org/officeDocument/2006/relationships" xmlns:w="http://schemas.openxmlformats.org/wordprocessingml/2006/main">
   <w:body>
     <w:p>
       <w:pPr>
@@ -200,7 +200,7 @@
         <w:t xml:space="preserve">
 </w:t>
       </w:r>
-      <w:hyperlink r:id="rId30">
+      <w:hyperlink ns1:id="rId30">
         <w:r>
           <w:rPr>
             <w:rStyle w:val="Hyperlink"/>
@@ -380,7 +380,10 @@
 </w:t>
       </w:r>
     </w:p>
-    <w:sectPr/>
+    <w:sectPr>
+      <w:pgSz w:w="11906" w:h="16838"/>
+      <w:pgMar w:top="1008" w:bottom="1224" w:left="1224" w:right="1224" w:header="0" w:footer="0" w:gutter="0"/>
+    </w:sectPr>
   </w:body>
 </w:document>
 </file>
@@ -551,7 +554,7 @@
     </w:rPrDefault>
     <w:pPrDefault>
       <w:pPr>
-        <w:spacing w:after="200"/>
+        <w:spacing w:after="0" w:before="0" w:line="240" w:lineRule="auto"/>
       </w:pPr>
     </w:pPrDefault>
   </w:docDefaults>
@@ -560,7 +563,7 @@
     <w:name w:val="Normal"/>
     <w:qFormat/>
     <w:rPr>
-      <w:sz w:val="18"/>
+      <w:sz w:val="17"/>
     </w:rPr>
   </w:style>
   <w:style w:type="paragraph" w:styleId="BodyText">
@@ -569,7 +572,7 @@
     <w:link w:val="BodyTextChar"/>
     <w:qFormat/>
     <w:pPr>
-      <w:spacing w:before="180" w:after="180"/>
+      <w:spacing w:before="0" w:after="0"/>
     </w:pPr>
   </w:style>
   <w:style w:type="paragraph" w:customStyle="1" w:styleId="FirstParagraph">
@@ -583,7 +586,7 @@
     <w:basedOn w:val="BodyText"/>
     <w:qFormat/>
     <w:pPr>
-      <w:spacing w:before="36" w:after="36"/>
+      <w:spacing w:before="0" w:after="20"/>
     </w:pPr>
   </w:style>
   <w:style w:type="paragraph" w:styleId="Title">
@@ -602,7 +605,7 @@
       <w:b/>
       <w:bCs/>
       <w:color w:val="1F4E79" w:themeColor="accent1" w:themeShade="B5"/>
-      <w:sz w:val="36"/>
+      <w:sz w:val="35"/>
       <w:szCs w:val="36"/>
     </w:rPr>
   </w:style>
@@ -695,7 +698,7 @@
       <w:pBdr>
         <w:bottom w:val="single" w:sz="6" w:space="4" w:color="808080"/>
       </w:pBdr>
-      <w:spacing w:before="480" w:after="0"/>
+      <w:spacing w:before="200" w:after="120"/>
       <w:outlineLvl w:val="0"/>
     </w:pPr>
     <w:rPr>
@@ -704,7 +707,7 @@
       <w:bCs/>
       <w:caps/>
       <w:color w:val="808080" w:themeColor="accent1"/>
-      <w:sz w:val="30"/>
+      <w:sz w:val="29"/>
       <w:szCs w:val="32"/>
     </w:rPr>
   </w:style>
@@ -1048,18 +1051,19 @@
     <w:rPr>
       <w:b/>
       <w:color w:val="1F4E79"/>
-      <w:sz w:val="36"/>
+      <w:sz w:val="35"/>
     </w:rPr>
   </w:style>
   <w:style w:type="paragraph" w:styleId="EntryHeader">
     <w:name w:val="Entry Header"/>
     <w:basedOn w:val="Normal"/>
     <w:pPr>
+      <w:keepNext/>
+      <w:keepLines/>
       <w:spacing w:before="120"/>
     </w:pPr>
     <w:rPr>
-      <w:b/>
-      <w:sz w:val="24"/>
+      <w:sz w:val="23"/>
     </w:rPr>
   </w:style>
 </w:styles>
